--- a/Documentation/11-Screen-Functional-Specification.docx
+++ b/Documentation/11-Screen-Functional-Specification.docx
@@ -65,7 +65,7 @@
           <w:sz w:val="20"/>
           <w:szCs w:val="20"/>
         </w:rPr>
-        <w:t xml:space="preserve">Version 1.0  ·  Project documentation  ·  2026</w:t>
+        <w:t>Version 1.1  ·  Project documentation  ·  2026</w:t>
       </w:r>
     </w:p>
     <w:p>
@@ -100,7 +100,7 @@
           <w:sz w:val="20"/>
           <w:szCs w:val="20"/>
         </w:rPr>
-        <w:t xml:space="preserve">Related documents. </w:t>
+        <w:t>Related documents. Document 02 (Functional Specification) specifies behaviour by feature; this specifies it by screen. Document 10 (Screen Specification) covers design language and rationale. Document 05 (API Specification) defines the endpoints referenced throughout. Where they disagree, the functional specification wins on behaviour and this document wins on interface.</w:t>
       </w:r>
       <w:r>
         <w:rPr>
@@ -110,16 +110,14 @@
           <w:szCs w:val="18"/>
           <w:shd w:fill="F4F5F7" w:val="clear"/>
         </w:rPr>
-        <w:t xml:space="preserve">02-functional-specification.md</w:t>
-      </w:r>
-      <w:r>
-        <w:rPr>
-          <w:rFonts w:ascii="Calibri" w:cs="Calibri" w:eastAsia="Calibri" w:hAnsi="Calibri"/>
-          <w:color w:val="1A1A1A"/>
-          <w:sz w:val="20"/>
-          <w:szCs w:val="20"/>
-        </w:rPr>
-        <w:t xml:space="preserve"> specifies behaviour by feature; this specifies it by screen. </w:t>
+      </w:r>
+      <w:r>
+        <w:rPr>
+          <w:rFonts w:ascii="Calibri" w:cs="Calibri" w:eastAsia="Calibri" w:hAnsi="Calibri"/>
+          <w:color w:val="1A1A1A"/>
+          <w:sz w:val="20"/>
+          <w:szCs w:val="20"/>
+        </w:rPr>
       </w:r>
       <w:r>
         <w:rPr>
@@ -129,16 +127,14 @@
           <w:szCs w:val="18"/>
           <w:shd w:fill="F4F5F7" w:val="clear"/>
         </w:rPr>
-        <w:t xml:space="preserve">10-screen-specification.md</w:t>
-      </w:r>
-      <w:r>
-        <w:rPr>
-          <w:rFonts w:ascii="Calibri" w:cs="Calibri" w:eastAsia="Calibri" w:hAnsi="Calibri"/>
-          <w:color w:val="1A1A1A"/>
-          <w:sz w:val="20"/>
-          <w:szCs w:val="20"/>
-        </w:rPr>
-        <w:t xml:space="preserve"> covers design language and rationale. </w:t>
+      </w:r>
+      <w:r>
+        <w:rPr>
+          <w:rFonts w:ascii="Calibri" w:cs="Calibri" w:eastAsia="Calibri" w:hAnsi="Calibri"/>
+          <w:color w:val="1A1A1A"/>
+          <w:sz w:val="20"/>
+          <w:szCs w:val="20"/>
+        </w:rPr>
       </w:r>
       <w:r>
         <w:rPr>
@@ -148,16 +144,14 @@
           <w:szCs w:val="18"/>
           <w:shd w:fill="F4F5F7" w:val="clear"/>
         </w:rPr>
-        <w:t xml:space="preserve">05-api-specification.md</w:t>
-      </w:r>
-      <w:r>
-        <w:rPr>
-          <w:rFonts w:ascii="Calibri" w:cs="Calibri" w:eastAsia="Calibri" w:hAnsi="Calibri"/>
-          <w:color w:val="1A1A1A"/>
-          <w:sz w:val="20"/>
-          <w:szCs w:val="20"/>
-        </w:rPr>
-        <w:t xml:space="preserve"> defines the endpoints referenced throughout. Where they disagree, the functional specification wins on behaviour and this document wins on interface.</w:t>
+      </w:r>
+      <w:r>
+        <w:rPr>
+          <w:rFonts w:ascii="Calibri" w:cs="Calibri" w:eastAsia="Calibri" w:hAnsi="Calibri"/>
+          <w:color w:val="1A1A1A"/>
+          <w:sz w:val="20"/>
+          <w:szCs w:val="20"/>
+        </w:rPr>
       </w:r>
     </w:p>
     <w:p>
@@ -19335,7 +19329,7 @@
           <w:sz w:val="20"/>
           <w:szCs w:val="20"/>
         </w:rPr>
-        <w:t xml:space="preserve">Recordings are private to the uploader and space admins until a draft exists.</w:t>
+        <w:t>Recordings are private to the uploader and workspace admins until a draft exists.</w:t>
       </w:r>
     </w:p>
     <w:p>
@@ -31492,7 +31486,7 @@
           <w:sz w:val="20"/>
           <w:szCs w:val="20"/>
         </w:rPr>
-        <w:t xml:space="preserve"> · Admin · M4</w:t>
+        <w:t xml:space="preserve"> · Admin · M2</w:t>
       </w:r>
     </w:p>
     <w:p>
@@ -33078,7 +33072,7 @@
           <w:sz w:val="20"/>
           <w:szCs w:val="20"/>
         </w:rPr>
-        <w:t xml:space="preserve"> · Admin · M4</w:t>
+        <w:t xml:space="preserve"> · Admin · M2</w:t>
       </w:r>
     </w:p>
     <w:p>
@@ -44812,7 +44806,7 @@
                 <w:sz w:val="20"/>
                 <w:szCs w:val="20"/>
               </w:rPr>
-              <w:t xml:space="preserve">S7, S12, S13</w:t>
+              <w:t>S7, S12, S13, S18, S19</w:t>
             </w:r>
           </w:p>
         </w:tc>
@@ -44946,7 +44940,7 @@
                 <w:sz w:val="20"/>
                 <w:szCs w:val="20"/>
               </w:rPr>
-              <w:t xml:space="preserve">S16, S17, S18, S19, S22, S23, S24</w:t>
+              <w:t>S16, S17, S22, S23, S24</w:t>
             </w:r>
           </w:p>
         </w:tc>
